--- a/docs/NEED2DONE_LAUNCH/README.docx
+++ b/docs/NEED2DONE_LAUNCH/README.docx
@@ -2,44 +2,6 @@
 <file path=word/document.xml><?xml version="1.0" encoding="utf-8"?>
 <w:document xmlns:wpc="http://schemas.microsoft.com/office/word/2010/wordprocessingCanvas" xmlns:mo="http://schemas.microsoft.com/office/mac/office/2008/main" xmlns:mc="http://schemas.openxmlformats.org/markup-compatibility/2006" xmlns:mv="urn:schemas-microsoft-com:mac:vml" xmlns:o="urn:schemas-microsoft-com:office:office" xmlns:r="http://schemas.openxmlformats.org/officeDocument/2006/relationships" xmlns:m="http://schemas.openxmlformats.org/officeDocument/2006/math" xmlns:v="urn:schemas-microsoft-com:vml" xmlns:wp14="http://schemas.microsoft.com/office/word/2010/wordprocessingDrawing" xmlns:wp="http://schemas.openxmlformats.org/drawingml/2006/wordprocessingDrawing" xmlns:w10="urn:schemas-microsoft-com:office:word" xmlns:w="http://schemas.openxmlformats.org/wordprocessingml/2006/main" xmlns:w14="http://schemas.microsoft.com/office/word/2010/wordml" xmlns:wpg="http://schemas.microsoft.com/office/word/2010/wordprocessingGroup" xmlns:wpi="http://schemas.microsoft.com/office/word/2010/wordprocessingInk" xmlns:wne="http://schemas.microsoft.com/office/word/2006/wordml" xmlns:wps="http://schemas.microsoft.com/office/word/2010/wordprocessingShape" mc:Ignorable="w14 wp14">
   <w:body>
-    <w:p>
-      <w:pPr>
-        <w:spacing w:before="280" w:after="120"/>
-      </w:pPr>
-      <w:r>
-        <w:rPr>
-          <w:b/>
-          <w:color w:val="022B5E"/>
-          <w:sz w:val="36"/>
-        </w:rPr>
-        <w:t>Need2Done (N2D) — Master Launch &amp; Compliance Index</w:t>
-      </w:r>
-    </w:p>
-    <w:p>
-      <w:pPr>
-        <w:spacing w:after="120" w:line="276" w:lineRule="auto"/>
-      </w:pPr>
-      <w:r>
-        <w:rPr>
-          <w:color w:val="1E293B"/>
-          <w:sz w:val="21"/>
-        </w:rPr>
-      </w:r>
-      <w:r>
-        <w:rPr>
-          <w:b/>
-          <w:color w:val="1E293B"/>
-          <w:sz w:val="21"/>
-        </w:rPr>
-        <w:t>Folder Structure &amp; Legal Documentation System for Commercial Launch</w:t>
-      </w:r>
-      <w:r>
-        <w:rPr>
-          <w:color w:val="1E293B"/>
-          <w:sz w:val="21"/>
-        </w:rPr>
-      </w:r>
-    </w:p>
     <w:p>
       <w:pPr>
         <w:spacing w:before="240" w:after="80"/>
@@ -50,135 +12,43 @@
           <w:color w:val="022B5E"/>
           <w:sz w:val="28"/>
         </w:rPr>
-        <w:t>🌟 Need2Done Active Core Verticals (3 Services)</w:t>
+        <w:t>🌟 Need2Done Multi-Service Ecosystem Architecture</w:t>
       </w:r>
     </w:p>
     <w:p>
       <w:pPr>
-        <w:spacing w:after="120" w:line="276" w:lineRule="auto"/>
+        <w:spacing w:after="120"/>
+        <w:ind w:left="360"/>
       </w:pPr>
       <w:r>
         <w:rPr>
-          <w:color w:val="1E293B"/>
-          <w:sz w:val="21"/>
+          <w:rFonts w:ascii="Consolas" w:hAnsi="Consolas"/>
+          <w:color w:val="0F172A"/>
+          <w:sz w:val="18"/>
         </w:rPr>
-        <w:t>Need2Done operates as a master hyperlocal platform offering three foundational service lines:</w:t>
-      </w:r>
-    </w:p>
-    <w:p>
-      <w:pPr>
-        <w:pStyle w:val="ListNumber"/>
-        <w:spacing w:after="60" w:line="276" w:lineRule="auto"/>
-      </w:pPr>
-      <w:r>
-        <w:rPr>
-          <w:color w:val="1E293B"/>
-          <w:sz w:val="21"/>
-        </w:rPr>
-      </w:r>
-      <w:r>
-        <w:rPr>
-          <w:b/>
-          <w:color w:val="1E293B"/>
-          <w:sz w:val="21"/>
-        </w:rPr>
-        <w:t>Home Services (`https://need2done.in/home-services/`):</w:t>
-      </w:r>
-      <w:r>
-        <w:rPr>
-          <w:color w:val="1E293B"/>
-          <w:sz w:val="21"/>
-        </w:rPr>
-        <w:t xml:space="preserve"> Deep cleaning (kitchen, bathroom, floors, fans, windows), dishwashing, laundry, ironing, and professional domestic helpers.</w:t>
-      </w:r>
-    </w:p>
-    <w:p>
-      <w:pPr>
-        <w:pStyle w:val="ListNumber"/>
-        <w:spacing w:after="60" w:line="276" w:lineRule="auto"/>
-      </w:pPr>
-      <w:r>
-        <w:rPr>
-          <w:color w:val="1E293B"/>
-          <w:sz w:val="21"/>
-        </w:rPr>
-      </w:r>
-      <w:r>
-        <w:rPr>
-          <w:b/>
-          <w:color w:val="1E293B"/>
-          <w:sz w:val="21"/>
-        </w:rPr>
-        <w:t>Medicine Delivery:</w:t>
-      </w:r>
-      <w:r>
-        <w:rPr>
-          <w:color w:val="1E293B"/>
-          <w:sz w:val="21"/>
-        </w:rPr>
-        <w:t xml:space="preserve"> Rapid prescription and OTC medicine collection and doorstep delivery from licensed neighborhood pharmacies.</w:t>
-      </w:r>
-    </w:p>
-    <w:p>
-      <w:pPr>
-        <w:pStyle w:val="ListNumber"/>
-        <w:spacing w:after="60" w:line="276" w:lineRule="auto"/>
-      </w:pPr>
-      <w:r>
-        <w:rPr>
-          <w:color w:val="1E293B"/>
-          <w:sz w:val="21"/>
-        </w:rPr>
-      </w:r>
-      <w:r>
-        <w:rPr>
-          <w:b/>
-          <w:color w:val="1E293B"/>
-          <w:sz w:val="21"/>
-        </w:rPr>
-        <w:t>Custom Work:</w:t>
-      </w:r>
-      <w:r>
-        <w:rPr>
-          <w:color w:val="1E293B"/>
-          <w:sz w:val="21"/>
-        </w:rPr>
-        <w:t xml:space="preserve"> On-demand custom tasks, pickup and delivery, document courier, store errands, and personalized assistance.</w:t>
-      </w:r>
-    </w:p>
-    <w:p>
-      <w:pPr>
-        <w:spacing w:before="80" w:after="120"/>
-        <w:ind w:left="576"/>
-      </w:pPr>
-      <w:r>
-        <w:rPr>
-          <w:b/>
-          <w:color w:val="FF7D00"/>
-        </w:rPr>
-        <w:t xml:space="preserve">┃  </w:t>
-      </w:r>
-      <w:r>
-        <w:rPr>
-          <w:color w:val="475569"/>
-          <w:sz w:val="21"/>
-        </w:rPr>
-        <w:t xml:space="preserve">[!NOTE] </w:t>
-      </w:r>
-      <w:r>
-        <w:rPr>
-          <w:b/>
-          <w:color w:val="475569"/>
-          <w:sz w:val="21"/>
-        </w:rPr>
-        <w:t>Upcoming Services Notice:</w:t>
-      </w:r>
-      <w:r>
-        <w:rPr>
-          <w:color w:val="475569"/>
-          <w:sz w:val="21"/>
-        </w:rPr>
-        <w:t xml:space="preserve"> Additional services including General Handyman &amp; Electrical/Plumbing Repairs, Grocery Fulfilment, and Extended Specialized Maintenance are currently under engineering and will launch in subsequent rollout phases.</w:t>
+        <w:t>Need2Done (N2D Master Platform)</w:t>
+        <w:br/>
+        <w:t>│</w:t>
+        <w:br/>
+        <w:t>├── 🟢 PART A: CURRENTLY ACTIVE SERVICES (LIVE OPERATIONS)</w:t>
+        <w:br/>
+        <w:t>│   ├── 1. HOME SERVICES (HS)        → Deep cleaning, dishwashing, laundry, sanitization &amp; helper assistance (https://need2done.in)</w:t>
+        <w:br/>
+        <w:t>│   ├── 2. CUSTOM WORK (CW)          → On-demand personalized tasks, document pickup/drop, store errands &amp; chore help</w:t>
+        <w:br/>
+        <w:t>│   └── 3. MEDICINE DELIVERY (MEDI)  → Rapid prescription &amp; OTC medicine delivery from licensed local pharmacies</w:t>
+        <w:br/>
+        <w:t>│</w:t>
+        <w:br/>
+        <w:t>└── 🟡 PART B: UPCOMING SERVICES IN DEVELOPMENT (EXPANSION ROADMAP)</w:t>
+        <w:br/>
+        <w:t xml:space="preserve">    ├── 4. FOOD DELIVERY (FD)        → Restaurant meal ordering and doorstep delivery</w:t>
+        <w:br/>
+        <w:t xml:space="preserve">    ├── 5. GROCERY DELIVERY (Groce)  → Supermarket groceries and daily packaged goods</w:t>
+        <w:br/>
+        <w:t xml:space="preserve">    ├── 6. FRUITS &amp; VEGETABLES       → Fresh farm produce and local market pickups</w:t>
+        <w:br/>
+        <w:t xml:space="preserve">    └── 7. RIDES &amp; MOBILITY (Ride)   → Hyperlocal point-to-point urban mobility</w:t>
       </w:r>
     </w:p>
     <w:p>
